--- a/public/files/study-plan/study-plan.docx
+++ b/public/files/study-plan/study-plan.docx
@@ -4,7 +4,7 @@
   <w:body>
     <w:p>
       <w:pPr>
-        <w:spacing w:after="43" w:before="0" w:line="312" w:lineRule="auto"/>
+        <w:spacing w:after="48" w:before="0" w:line="312" w:lineRule="auto"/>
         <w:jc w:val="center"/>
       </w:pPr>
       <w:r>
@@ -19,7 +19,7 @@
     </w:p>
     <w:p>
       <w:pPr>
-        <w:spacing w:after="107" w:before="0" w:line="312" w:lineRule="auto"/>
+        <w:spacing w:after="119" w:before="0" w:line="312" w:lineRule="auto"/>
         <w:jc w:val="left"/>
         <w:pBdr>
           <w:bottom w:val="single" w:sz="14" w:space="2" w:color="24384F"/>
@@ -47,7 +47,7 @@
       </w:tblGrid>
       <w:tr>
         <w:trPr>
-          <w:trHeight w:val="424" w:hRule="atLeast"/>
+          <w:trHeight w:val="471" w:hRule="atLeast"/>
         </w:trPr>
         <w:tc>
           <w:tcPr>
@@ -108,7 +108,7 @@
     </w:tbl>
     <w:p>
       <w:pPr>
-        <w:spacing w:after="43" w:before="0" w:line="312" w:lineRule="auto"/>
+        <w:spacing w:after="48" w:before="0" w:line="312" w:lineRule="auto"/>
         <w:jc w:val="left"/>
       </w:pPr>
       <w:r>
@@ -121,7 +121,7 @@
     </w:p>
     <w:p>
       <w:pPr>
-        <w:spacing w:after="43" w:before="86" w:line="312" w:lineRule="auto"/>
+        <w:spacing w:after="48" w:before="95" w:line="312" w:lineRule="auto"/>
         <w:jc w:val="left"/>
         <w:pBdr>
           <w:bottom w:val="single" w:sz="6" w:space="2" w:color="C9D2DD"/>
@@ -166,7 +166,7 @@
       </w:tblGrid>
       <w:tr>
         <w:trPr>
-          <w:trHeight w:val="424" w:hRule="atLeast"/>
+          <w:trHeight w:val="471" w:hRule="atLeast"/>
         </w:trPr>
         <w:tc>
           <w:tcPr>
@@ -403,7 +403,7 @@
       </w:tr>
       <w:tr>
         <w:trPr>
-          <w:trHeight w:val="424" w:hRule="atLeast"/>
+          <w:trHeight w:val="471" w:hRule="atLeast"/>
         </w:trPr>
         <w:tc>
           <w:tcPr>
@@ -419,7 +419,7 @@
           <w:p>
             <w:pPr>
               <w:spacing w:after="0" w:line="312" w:lineRule="auto"/>
-              <w:jc w:val="left"/>
+              <w:jc w:val="center"/>
             </w:pPr>
             <w:r/>
             <w:r>
@@ -445,7 +445,7 @@
           <w:p>
             <w:pPr>
               <w:spacing w:after="0" w:line="312" w:lineRule="auto"/>
-              <w:jc w:val="left"/>
+              <w:jc w:val="center"/>
             </w:pPr>
             <w:r/>
             <w:r>
@@ -471,7 +471,7 @@
           <w:p>
             <w:pPr>
               <w:spacing w:after="0" w:line="312" w:lineRule="auto"/>
-              <w:jc w:val="left"/>
+              <w:jc w:val="center"/>
             </w:pPr>
             <w:r/>
             <w:r>
@@ -497,7 +497,7 @@
           <w:p>
             <w:pPr>
               <w:spacing w:after="0" w:line="312" w:lineRule="auto"/>
-              <w:jc w:val="left"/>
+              <w:jc w:val="center"/>
             </w:pPr>
             <w:r/>
             <w:r>
@@ -523,7 +523,7 @@
           <w:p>
             <w:pPr>
               <w:spacing w:after="0" w:line="312" w:lineRule="auto"/>
-              <w:jc w:val="left"/>
+              <w:jc w:val="center"/>
             </w:pPr>
             <w:r/>
             <w:r>
@@ -549,7 +549,7 @@
           <w:p>
             <w:pPr>
               <w:spacing w:after="0" w:line="312" w:lineRule="auto"/>
-              <w:jc w:val="left"/>
+              <w:jc w:val="center"/>
             </w:pPr>
             <w:r/>
             <w:r>
@@ -575,7 +575,7 @@
           <w:p>
             <w:pPr>
               <w:spacing w:after="0" w:line="312" w:lineRule="auto"/>
-              <w:jc w:val="left"/>
+              <w:jc w:val="center"/>
             </w:pPr>
             <w:r/>
             <w:r>
@@ -601,7 +601,7 @@
           <w:p>
             <w:pPr>
               <w:spacing w:after="0" w:line="312" w:lineRule="auto"/>
-              <w:jc w:val="left"/>
+              <w:jc w:val="center"/>
             </w:pPr>
             <w:r/>
             <w:r>
@@ -616,7 +616,7 @@
       </w:tr>
       <w:tr>
         <w:trPr>
-          <w:trHeight w:val="424" w:hRule="atLeast"/>
+          <w:trHeight w:val="471" w:hRule="atLeast"/>
         </w:trPr>
         <w:tc>
           <w:tcPr>
@@ -632,7 +632,7 @@
           <w:p>
             <w:pPr>
               <w:spacing w:after="0" w:line="312" w:lineRule="auto"/>
-              <w:jc w:val="left"/>
+              <w:jc w:val="center"/>
             </w:pPr>
             <w:r/>
             <w:r>
@@ -658,7 +658,7 @@
           <w:p>
             <w:pPr>
               <w:spacing w:after="0" w:line="312" w:lineRule="auto"/>
-              <w:jc w:val="left"/>
+              <w:jc w:val="center"/>
             </w:pPr>
             <w:r/>
             <w:r>
@@ -684,7 +684,7 @@
           <w:p>
             <w:pPr>
               <w:spacing w:after="0" w:line="312" w:lineRule="auto"/>
-              <w:jc w:val="left"/>
+              <w:jc w:val="center"/>
             </w:pPr>
             <w:r/>
             <w:r>
@@ -710,7 +710,7 @@
           <w:p>
             <w:pPr>
               <w:spacing w:after="0" w:line="312" w:lineRule="auto"/>
-              <w:jc w:val="left"/>
+              <w:jc w:val="center"/>
             </w:pPr>
             <w:r/>
             <w:r>
@@ -736,7 +736,7 @@
           <w:p>
             <w:pPr>
               <w:spacing w:after="0" w:line="312" w:lineRule="auto"/>
-              <w:jc w:val="left"/>
+              <w:jc w:val="center"/>
             </w:pPr>
             <w:r/>
             <w:r>
@@ -762,7 +762,7 @@
           <w:p>
             <w:pPr>
               <w:spacing w:after="0" w:line="312" w:lineRule="auto"/>
-              <w:jc w:val="left"/>
+              <w:jc w:val="center"/>
             </w:pPr>
             <w:r/>
             <w:r>
@@ -788,7 +788,7 @@
           <w:p>
             <w:pPr>
               <w:spacing w:after="0" w:line="312" w:lineRule="auto"/>
-              <w:jc w:val="left"/>
+              <w:jc w:val="center"/>
             </w:pPr>
             <w:r/>
             <w:r>
@@ -814,7 +814,7 @@
           <w:p>
             <w:pPr>
               <w:spacing w:after="0" w:line="312" w:lineRule="auto"/>
-              <w:jc w:val="left"/>
+              <w:jc w:val="center"/>
             </w:pPr>
             <w:r/>
             <w:r>
@@ -829,7 +829,7 @@
       </w:tr>
       <w:tr>
         <w:trPr>
-          <w:trHeight w:val="424" w:hRule="atLeast"/>
+          <w:trHeight w:val="471" w:hRule="atLeast"/>
         </w:trPr>
         <w:tc>
           <w:tcPr>
@@ -845,7 +845,7 @@
           <w:p>
             <w:pPr>
               <w:spacing w:after="0" w:line="312" w:lineRule="auto"/>
-              <w:jc w:val="left"/>
+              <w:jc w:val="center"/>
             </w:pPr>
             <w:r/>
             <w:r>
@@ -871,7 +871,7 @@
           <w:p>
             <w:pPr>
               <w:spacing w:after="0" w:line="312" w:lineRule="auto"/>
-              <w:jc w:val="left"/>
+              <w:jc w:val="center"/>
             </w:pPr>
             <w:r/>
             <w:r>
@@ -897,7 +897,7 @@
           <w:p>
             <w:pPr>
               <w:spacing w:after="0" w:line="312" w:lineRule="auto"/>
-              <w:jc w:val="left"/>
+              <w:jc w:val="center"/>
             </w:pPr>
             <w:r/>
             <w:r>
@@ -923,7 +923,7 @@
           <w:p>
             <w:pPr>
               <w:spacing w:after="0" w:line="312" w:lineRule="auto"/>
-              <w:jc w:val="left"/>
+              <w:jc w:val="center"/>
             </w:pPr>
             <w:r/>
             <w:r>
@@ -949,7 +949,7 @@
           <w:p>
             <w:pPr>
               <w:spacing w:after="0" w:line="312" w:lineRule="auto"/>
-              <w:jc w:val="left"/>
+              <w:jc w:val="center"/>
             </w:pPr>
             <w:r/>
             <w:r>
@@ -975,7 +975,7 @@
           <w:p>
             <w:pPr>
               <w:spacing w:after="0" w:line="312" w:lineRule="auto"/>
-              <w:jc w:val="left"/>
+              <w:jc w:val="center"/>
             </w:pPr>
             <w:r/>
             <w:r>
@@ -1001,7 +1001,7 @@
           <w:p>
             <w:pPr>
               <w:spacing w:after="0" w:line="312" w:lineRule="auto"/>
-              <w:jc w:val="left"/>
+              <w:jc w:val="center"/>
             </w:pPr>
             <w:r/>
             <w:r>
@@ -1027,7 +1027,7 @@
           <w:p>
             <w:pPr>
               <w:spacing w:after="0" w:line="312" w:lineRule="auto"/>
-              <w:jc w:val="left"/>
+              <w:jc w:val="center"/>
             </w:pPr>
             <w:r/>
             <w:r>
@@ -1042,7 +1042,7 @@
       </w:tr>
       <w:tr>
         <w:trPr>
-          <w:trHeight w:val="424" w:hRule="atLeast"/>
+          <w:trHeight w:val="471" w:hRule="atLeast"/>
         </w:trPr>
         <w:tc>
           <w:tcPr>
@@ -1058,7 +1058,7 @@
           <w:p>
             <w:pPr>
               <w:spacing w:after="0" w:line="312" w:lineRule="auto"/>
-              <w:jc w:val="left"/>
+              <w:jc w:val="center"/>
             </w:pPr>
             <w:r/>
             <w:r>
@@ -1084,7 +1084,7 @@
           <w:p>
             <w:pPr>
               <w:spacing w:after="0" w:line="312" w:lineRule="auto"/>
-              <w:jc w:val="left"/>
+              <w:jc w:val="center"/>
             </w:pPr>
             <w:r/>
             <w:r>
@@ -1110,7 +1110,7 @@
           <w:p>
             <w:pPr>
               <w:spacing w:after="0" w:line="312" w:lineRule="auto"/>
-              <w:jc w:val="left"/>
+              <w:jc w:val="center"/>
             </w:pPr>
             <w:r/>
             <w:r>
@@ -1136,7 +1136,7 @@
           <w:p>
             <w:pPr>
               <w:spacing w:after="0" w:line="312" w:lineRule="auto"/>
-              <w:jc w:val="left"/>
+              <w:jc w:val="center"/>
             </w:pPr>
             <w:r/>
             <w:r>
@@ -1162,7 +1162,7 @@
           <w:p>
             <w:pPr>
               <w:spacing w:after="0" w:line="312" w:lineRule="auto"/>
-              <w:jc w:val="left"/>
+              <w:jc w:val="center"/>
             </w:pPr>
             <w:r/>
             <w:r>
@@ -1188,7 +1188,7 @@
           <w:p>
             <w:pPr>
               <w:spacing w:after="0" w:line="312" w:lineRule="auto"/>
-              <w:jc w:val="left"/>
+              <w:jc w:val="center"/>
             </w:pPr>
             <w:r/>
             <w:r>
@@ -1214,7 +1214,7 @@
           <w:p>
             <w:pPr>
               <w:spacing w:after="0" w:line="312" w:lineRule="auto"/>
-              <w:jc w:val="left"/>
+              <w:jc w:val="center"/>
             </w:pPr>
             <w:r/>
             <w:r>
@@ -1240,7 +1240,7 @@
           <w:p>
             <w:pPr>
               <w:spacing w:after="0" w:line="312" w:lineRule="auto"/>
-              <w:jc w:val="left"/>
+              <w:jc w:val="center"/>
             </w:pPr>
             <w:r/>
             <w:r>
@@ -1255,7 +1255,7 @@
       </w:tr>
       <w:tr>
         <w:trPr>
-          <w:trHeight w:val="424" w:hRule="atLeast"/>
+          <w:trHeight w:val="471" w:hRule="atLeast"/>
         </w:trPr>
         <w:tc>
           <w:tcPr>
@@ -1271,7 +1271,7 @@
           <w:p>
             <w:pPr>
               <w:spacing w:after="0" w:line="312" w:lineRule="auto"/>
-              <w:jc w:val="left"/>
+              <w:jc w:val="center"/>
             </w:pPr>
             <w:r/>
             <w:r>
@@ -1297,7 +1297,7 @@
           <w:p>
             <w:pPr>
               <w:spacing w:after="0" w:line="312" w:lineRule="auto"/>
-              <w:jc w:val="left"/>
+              <w:jc w:val="center"/>
             </w:pPr>
             <w:r/>
             <w:r>
@@ -1323,7 +1323,7 @@
           <w:p>
             <w:pPr>
               <w:spacing w:after="0" w:line="312" w:lineRule="auto"/>
-              <w:jc w:val="left"/>
+              <w:jc w:val="center"/>
             </w:pPr>
             <w:r/>
             <w:r>
@@ -1349,7 +1349,7 @@
           <w:p>
             <w:pPr>
               <w:spacing w:after="0" w:line="312" w:lineRule="auto"/>
-              <w:jc w:val="left"/>
+              <w:jc w:val="center"/>
             </w:pPr>
             <w:r/>
             <w:r>
@@ -1375,7 +1375,7 @@
           <w:p>
             <w:pPr>
               <w:spacing w:after="0" w:line="312" w:lineRule="auto"/>
-              <w:jc w:val="left"/>
+              <w:jc w:val="center"/>
             </w:pPr>
             <w:r/>
             <w:r>
@@ -1401,7 +1401,7 @@
           <w:p>
             <w:pPr>
               <w:spacing w:after="0" w:line="312" w:lineRule="auto"/>
-              <w:jc w:val="left"/>
+              <w:jc w:val="center"/>
             </w:pPr>
             <w:r/>
             <w:r>
@@ -1427,7 +1427,7 @@
           <w:p>
             <w:pPr>
               <w:spacing w:after="0" w:line="312" w:lineRule="auto"/>
-              <w:jc w:val="left"/>
+              <w:jc w:val="center"/>
             </w:pPr>
             <w:r/>
             <w:r>
@@ -1453,7 +1453,7 @@
           <w:p>
             <w:pPr>
               <w:spacing w:after="0" w:line="312" w:lineRule="auto"/>
-              <w:jc w:val="left"/>
+              <w:jc w:val="center"/>
             </w:pPr>
             <w:r/>
             <w:r>
@@ -1468,7 +1468,7 @@
       </w:tr>
       <w:tr>
         <w:trPr>
-          <w:trHeight w:val="424" w:hRule="atLeast"/>
+          <w:trHeight w:val="471" w:hRule="atLeast"/>
         </w:trPr>
         <w:tc>
           <w:tcPr>
@@ -1484,7 +1484,7 @@
           <w:p>
             <w:pPr>
               <w:spacing w:after="0" w:line="312" w:lineRule="auto"/>
-              <w:jc w:val="left"/>
+              <w:jc w:val="center"/>
             </w:pPr>
             <w:r/>
             <w:r>
@@ -1510,7 +1510,7 @@
           <w:p>
             <w:pPr>
               <w:spacing w:after="0" w:line="312" w:lineRule="auto"/>
-              <w:jc w:val="left"/>
+              <w:jc w:val="center"/>
             </w:pPr>
             <w:r/>
             <w:r>
@@ -1536,7 +1536,7 @@
           <w:p>
             <w:pPr>
               <w:spacing w:after="0" w:line="312" w:lineRule="auto"/>
-              <w:jc w:val="left"/>
+              <w:jc w:val="center"/>
             </w:pPr>
             <w:r/>
             <w:r>
@@ -1562,7 +1562,7 @@
           <w:p>
             <w:pPr>
               <w:spacing w:after="0" w:line="312" w:lineRule="auto"/>
-              <w:jc w:val="left"/>
+              <w:jc w:val="center"/>
             </w:pPr>
             <w:r/>
             <w:r>
@@ -1588,7 +1588,7 @@
           <w:p>
             <w:pPr>
               <w:spacing w:after="0" w:line="312" w:lineRule="auto"/>
-              <w:jc w:val="left"/>
+              <w:jc w:val="center"/>
             </w:pPr>
             <w:r/>
             <w:r>
@@ -1614,7 +1614,7 @@
           <w:p>
             <w:pPr>
               <w:spacing w:after="0" w:line="312" w:lineRule="auto"/>
-              <w:jc w:val="left"/>
+              <w:jc w:val="center"/>
             </w:pPr>
             <w:r/>
             <w:r>
@@ -1640,7 +1640,7 @@
           <w:p>
             <w:pPr>
               <w:spacing w:after="0" w:line="312" w:lineRule="auto"/>
-              <w:jc w:val="left"/>
+              <w:jc w:val="center"/>
             </w:pPr>
             <w:r/>
             <w:r>
@@ -1666,7 +1666,7 @@
           <w:p>
             <w:pPr>
               <w:spacing w:after="0" w:line="312" w:lineRule="auto"/>
-              <w:jc w:val="left"/>
+              <w:jc w:val="center"/>
             </w:pPr>
             <w:r/>
             <w:r>
@@ -1681,7 +1681,7 @@
       </w:tr>
       <w:tr>
         <w:trPr>
-          <w:trHeight w:val="424" w:hRule="atLeast"/>
+          <w:trHeight w:val="471" w:hRule="atLeast"/>
         </w:trPr>
         <w:tc>
           <w:tcPr>
@@ -1697,7 +1697,7 @@
           <w:p>
             <w:pPr>
               <w:spacing w:after="0" w:line="312" w:lineRule="auto"/>
-              <w:jc w:val="left"/>
+              <w:jc w:val="center"/>
             </w:pPr>
             <w:r/>
             <w:r>
@@ -1723,7 +1723,7 @@
           <w:p>
             <w:pPr>
               <w:spacing w:after="0" w:line="312" w:lineRule="auto"/>
-              <w:jc w:val="left"/>
+              <w:jc w:val="center"/>
             </w:pPr>
             <w:r/>
             <w:r>
@@ -1749,7 +1749,7 @@
           <w:p>
             <w:pPr>
               <w:spacing w:after="0" w:line="312" w:lineRule="auto"/>
-              <w:jc w:val="left"/>
+              <w:jc w:val="center"/>
             </w:pPr>
             <w:r/>
             <w:r>
@@ -1775,7 +1775,7 @@
           <w:p>
             <w:pPr>
               <w:spacing w:after="0" w:line="312" w:lineRule="auto"/>
-              <w:jc w:val="left"/>
+              <w:jc w:val="center"/>
             </w:pPr>
             <w:r/>
             <w:r>
@@ -1801,7 +1801,7 @@
           <w:p>
             <w:pPr>
               <w:spacing w:after="0" w:line="312" w:lineRule="auto"/>
-              <w:jc w:val="left"/>
+              <w:jc w:val="center"/>
             </w:pPr>
             <w:r/>
             <w:r>
@@ -1827,7 +1827,7 @@
           <w:p>
             <w:pPr>
               <w:spacing w:after="0" w:line="312" w:lineRule="auto"/>
-              <w:jc w:val="left"/>
+              <w:jc w:val="center"/>
             </w:pPr>
             <w:r/>
             <w:r>
@@ -1853,7 +1853,7 @@
           <w:p>
             <w:pPr>
               <w:spacing w:after="0" w:line="312" w:lineRule="auto"/>
-              <w:jc w:val="left"/>
+              <w:jc w:val="center"/>
             </w:pPr>
             <w:r/>
             <w:r>
@@ -1879,7 +1879,7 @@
           <w:p>
             <w:pPr>
               <w:spacing w:after="0" w:line="312" w:lineRule="auto"/>
-              <w:jc w:val="left"/>
+              <w:jc w:val="center"/>
             </w:pPr>
             <w:r/>
             <w:r>
@@ -1894,7 +1894,7 @@
       </w:tr>
       <w:tr>
         <w:trPr>
-          <w:trHeight w:val="424" w:hRule="atLeast"/>
+          <w:trHeight w:val="471" w:hRule="atLeast"/>
         </w:trPr>
         <w:tc>
           <w:tcPr>
@@ -1910,7 +1910,7 @@
           <w:p>
             <w:pPr>
               <w:spacing w:after="0" w:line="312" w:lineRule="auto"/>
-              <w:jc w:val="left"/>
+              <w:jc w:val="center"/>
             </w:pPr>
             <w:r/>
             <w:r>
@@ -1936,7 +1936,7 @@
           <w:p>
             <w:pPr>
               <w:spacing w:after="0" w:line="312" w:lineRule="auto"/>
-              <w:jc w:val="left"/>
+              <w:jc w:val="center"/>
             </w:pPr>
             <w:r/>
             <w:r>
@@ -1962,7 +1962,7 @@
           <w:p>
             <w:pPr>
               <w:spacing w:after="0" w:line="312" w:lineRule="auto"/>
-              <w:jc w:val="left"/>
+              <w:jc w:val="center"/>
             </w:pPr>
             <w:r/>
             <w:r>
@@ -1988,7 +1988,7 @@
           <w:p>
             <w:pPr>
               <w:spacing w:after="0" w:line="312" w:lineRule="auto"/>
-              <w:jc w:val="left"/>
+              <w:jc w:val="center"/>
             </w:pPr>
             <w:r/>
             <w:r>
@@ -2014,7 +2014,7 @@
           <w:p>
             <w:pPr>
               <w:spacing w:after="0" w:line="312" w:lineRule="auto"/>
-              <w:jc w:val="left"/>
+              <w:jc w:val="center"/>
             </w:pPr>
             <w:r/>
             <w:r>
@@ -2040,7 +2040,7 @@
           <w:p>
             <w:pPr>
               <w:spacing w:after="0" w:line="312" w:lineRule="auto"/>
-              <w:jc w:val="left"/>
+              <w:jc w:val="center"/>
             </w:pPr>
             <w:r/>
             <w:r>
@@ -2066,7 +2066,7 @@
           <w:p>
             <w:pPr>
               <w:spacing w:after="0" w:line="312" w:lineRule="auto"/>
-              <w:jc w:val="left"/>
+              <w:jc w:val="center"/>
             </w:pPr>
             <w:r/>
             <w:r>
@@ -2092,7 +2092,7 @@
           <w:p>
             <w:pPr>
               <w:spacing w:after="0" w:line="312" w:lineRule="auto"/>
-              <w:jc w:val="left"/>
+              <w:jc w:val="center"/>
             </w:pPr>
             <w:r/>
             <w:r>
@@ -2107,7 +2107,7 @@
       </w:tr>
       <w:tr>
         <w:trPr>
-          <w:trHeight w:val="424" w:hRule="atLeast"/>
+          <w:trHeight w:val="471" w:hRule="atLeast"/>
         </w:trPr>
         <w:tc>
           <w:tcPr>
@@ -2123,7 +2123,7 @@
           <w:p>
             <w:pPr>
               <w:spacing w:after="0" w:line="312" w:lineRule="auto"/>
-              <w:jc w:val="left"/>
+              <w:jc w:val="center"/>
             </w:pPr>
             <w:r/>
             <w:r>
@@ -2149,7 +2149,7 @@
           <w:p>
             <w:pPr>
               <w:spacing w:after="0" w:line="312" w:lineRule="auto"/>
-              <w:jc w:val="left"/>
+              <w:jc w:val="center"/>
             </w:pPr>
             <w:r/>
             <w:r>
@@ -2175,7 +2175,7 @@
           <w:p>
             <w:pPr>
               <w:spacing w:after="0" w:line="312" w:lineRule="auto"/>
-              <w:jc w:val="left"/>
+              <w:jc w:val="center"/>
             </w:pPr>
             <w:r/>
             <w:r>
@@ -2201,7 +2201,7 @@
           <w:p>
             <w:pPr>
               <w:spacing w:after="0" w:line="312" w:lineRule="auto"/>
-              <w:jc w:val="left"/>
+              <w:jc w:val="center"/>
             </w:pPr>
             <w:r/>
             <w:r>
@@ -2227,7 +2227,7 @@
           <w:p>
             <w:pPr>
               <w:spacing w:after="0" w:line="312" w:lineRule="auto"/>
-              <w:jc w:val="left"/>
+              <w:jc w:val="center"/>
             </w:pPr>
             <w:r/>
             <w:r>
@@ -2253,7 +2253,7 @@
           <w:p>
             <w:pPr>
               <w:spacing w:after="0" w:line="312" w:lineRule="auto"/>
-              <w:jc w:val="left"/>
+              <w:jc w:val="center"/>
             </w:pPr>
             <w:r/>
             <w:r>
@@ -2279,7 +2279,7 @@
           <w:p>
             <w:pPr>
               <w:spacing w:after="0" w:line="312" w:lineRule="auto"/>
-              <w:jc w:val="left"/>
+              <w:jc w:val="center"/>
             </w:pPr>
             <w:r/>
             <w:r>
@@ -2305,7 +2305,7 @@
           <w:p>
             <w:pPr>
               <w:spacing w:after="0" w:line="312" w:lineRule="auto"/>
-              <w:jc w:val="left"/>
+              <w:jc w:val="center"/>
             </w:pPr>
             <w:r/>
             <w:r>
@@ -2320,7 +2320,7 @@
       </w:tr>
       <w:tr>
         <w:trPr>
-          <w:trHeight w:val="424" w:hRule="atLeast"/>
+          <w:trHeight w:val="471" w:hRule="atLeast"/>
         </w:trPr>
         <w:tc>
           <w:tcPr>
@@ -2336,7 +2336,7 @@
           <w:p>
             <w:pPr>
               <w:spacing w:after="0" w:line="312" w:lineRule="auto"/>
-              <w:jc w:val="left"/>
+              <w:jc w:val="center"/>
             </w:pPr>
             <w:r/>
             <w:r>
@@ -2362,7 +2362,7 @@
           <w:p>
             <w:pPr>
               <w:spacing w:after="0" w:line="312" w:lineRule="auto"/>
-              <w:jc w:val="left"/>
+              <w:jc w:val="center"/>
             </w:pPr>
             <w:r/>
             <w:r>
@@ -2388,7 +2388,7 @@
           <w:p>
             <w:pPr>
               <w:spacing w:after="0" w:line="312" w:lineRule="auto"/>
-              <w:jc w:val="left"/>
+              <w:jc w:val="center"/>
             </w:pPr>
             <w:r/>
             <w:r>
@@ -2414,7 +2414,7 @@
           <w:p>
             <w:pPr>
               <w:spacing w:after="0" w:line="312" w:lineRule="auto"/>
-              <w:jc w:val="left"/>
+              <w:jc w:val="center"/>
             </w:pPr>
             <w:r/>
             <w:r>
@@ -2440,7 +2440,7 @@
           <w:p>
             <w:pPr>
               <w:spacing w:after="0" w:line="312" w:lineRule="auto"/>
-              <w:jc w:val="left"/>
+              <w:jc w:val="center"/>
             </w:pPr>
             <w:r/>
             <w:r>
@@ -2466,7 +2466,7 @@
           <w:p>
             <w:pPr>
               <w:spacing w:after="0" w:line="312" w:lineRule="auto"/>
-              <w:jc w:val="left"/>
+              <w:jc w:val="center"/>
             </w:pPr>
             <w:r/>
             <w:r>
@@ -2492,7 +2492,7 @@
           <w:p>
             <w:pPr>
               <w:spacing w:after="0" w:line="312" w:lineRule="auto"/>
-              <w:jc w:val="left"/>
+              <w:jc w:val="center"/>
             </w:pPr>
             <w:r/>
             <w:r>
@@ -2518,7 +2518,7 @@
           <w:p>
             <w:pPr>
               <w:spacing w:after="0" w:line="312" w:lineRule="auto"/>
-              <w:jc w:val="left"/>
+              <w:jc w:val="center"/>
             </w:pPr>
             <w:r/>
             <w:r>
@@ -2534,7 +2534,7 @@
     </w:tbl>
     <w:p>
       <w:pPr>
-        <w:spacing w:after="43" w:before="0" w:line="312" w:lineRule="auto"/>
+        <w:spacing w:after="48" w:before="0" w:line="312" w:lineRule="auto"/>
         <w:jc w:val="left"/>
       </w:pPr>
       <w:r>
@@ -2547,7 +2547,7 @@
     </w:p>
     <w:p>
       <w:pPr>
-        <w:spacing w:after="43" w:before="86" w:line="312" w:lineRule="auto"/>
+        <w:spacing w:after="48" w:before="95" w:line="312" w:lineRule="auto"/>
         <w:jc w:val="left"/>
         <w:pBdr>
           <w:bottom w:val="single" w:sz="6" w:space="2" w:color="C9D2DD"/>
@@ -2574,7 +2574,7 @@
     </w:p>
     <w:p>
       <w:pPr>
-        <w:spacing w:after="43" w:before="0" w:line="312" w:lineRule="auto"/>
+        <w:spacing w:after="48" w:before="0" w:line="312" w:lineRule="auto"/>
         <w:jc w:val="left"/>
       </w:pPr>
       <w:r>
@@ -2600,7 +2600,7 @@
       </w:tblGrid>
       <w:tr>
         <w:trPr>
-          <w:trHeight w:val="1213" w:hRule="atLeast"/>
+          <w:trHeight w:val="1347" w:hRule="atLeast"/>
         </w:trPr>
         <w:tc>
           <w:tcPr>
@@ -2623,7 +2623,7 @@
               <w:rPr>
                 <w:rFonts w:ascii="Malgun Gothic" w:hAnsi="Malgun Gothic" w:eastAsia="Malgun Gothic" w:cs="Malgun Gothic"/>
                 <w:b w:val="0"/>
-                <w:sz w:val="20"/>
+                <w:sz w:val="19"/>
               </w:rPr>
             </w:r>
           </w:p>
@@ -2632,7 +2632,7 @@
     </w:tbl>
     <w:p>
       <w:pPr>
-        <w:spacing w:after="43" w:before="0" w:line="312" w:lineRule="auto"/>
+        <w:spacing w:after="48" w:before="0" w:line="312" w:lineRule="auto"/>
         <w:jc w:val="left"/>
       </w:pPr>
       <w:r>
@@ -2645,7 +2645,7 @@
     </w:p>
     <w:p>
       <w:pPr>
-        <w:spacing w:after="43" w:before="86" w:line="312" w:lineRule="auto"/>
+        <w:spacing w:after="48" w:before="95" w:line="312" w:lineRule="auto"/>
         <w:jc w:val="left"/>
         <w:pBdr>
           <w:bottom w:val="single" w:sz="6" w:space="2" w:color="C9D2DD"/>
@@ -2672,7 +2672,7 @@
     </w:p>
     <w:p>
       <w:pPr>
-        <w:spacing w:after="43" w:before="0" w:line="312" w:lineRule="auto"/>
+        <w:spacing w:after="48" w:before="0" w:line="312" w:lineRule="auto"/>
         <w:jc w:val="left"/>
       </w:pPr>
       <w:r>
@@ -2698,7 +2698,7 @@
       </w:tblGrid>
       <w:tr>
         <w:trPr>
-          <w:trHeight w:val="1517" w:hRule="atLeast"/>
+          <w:trHeight w:val="1684" w:hRule="atLeast"/>
         </w:trPr>
         <w:tc>
           <w:tcPr>
@@ -2721,7 +2721,7 @@
               <w:rPr>
                 <w:rFonts w:ascii="Malgun Gothic" w:hAnsi="Malgun Gothic" w:eastAsia="Malgun Gothic" w:cs="Malgun Gothic"/>
                 <w:b w:val="0"/>
-                <w:sz w:val="20"/>
+                <w:sz w:val="19"/>
               </w:rPr>
             </w:r>
           </w:p>
@@ -2730,7 +2730,7 @@
     </w:tbl>
     <w:p>
       <w:pPr>
-        <w:spacing w:after="43" w:before="0" w:line="312" w:lineRule="auto"/>
+        <w:spacing w:after="48" w:before="0" w:line="312" w:lineRule="auto"/>
         <w:jc w:val="left"/>
       </w:pPr>
       <w:r>
@@ -2743,7 +2743,7 @@
     </w:p>
     <w:p>
       <w:pPr>
-        <w:spacing w:after="0" w:before="64" w:line="312" w:lineRule="auto"/>
+        <w:spacing w:after="0" w:before="71" w:line="312" w:lineRule="auto"/>
         <w:jc w:val="left"/>
       </w:pPr>
       <w:r>
